--- a/docx_resources/Вечірня-Утреня/В,У - Мінея/09-Вересень/16-__-Євфимії.docx
+++ b/docx_resources/Вечірня-Утреня/В,У - Мінея/09-Вересень/16-__-Євфимії.docx
@@ -76,6 +76,7 @@
         <w:rPr>
           <w:rFonts w:ascii="Times New Roman" w:hAnsi="Times New Roman" w:cs="Times New Roman"/>
           <w:b/>
+          <w:sz w:val="24"/>
         </w:rPr>
         <w:t>ВЕЧІРНЯ</w:t>
       </w:r>
@@ -1771,6 +1772,7 @@
           <w:b/>
           <w:i/>
           <w:color w:val="FF0000"/>
+          <w:sz w:val="24"/>
           <w:lang w:val="ru-MD"/>
         </w:rPr>
         <w:t>Вечірні молитви</w:t>
@@ -6676,6 +6678,7 @@
           <w:b/>
           <w:i/>
           <w:color w:val="FF0000"/>
+          <w:sz w:val="24"/>
           <w:lang w:val="ru-MD"/>
         </w:rPr>
         <w:t>Стихири</w:t>
@@ -8530,6 +8533,7 @@
           <w:b/>
           <w:i/>
           <w:color w:val="FF0000"/>
+          <w:sz w:val="24"/>
           <w:lang w:val="ru-MD"/>
         </w:rPr>
         <w:t xml:space="preserve">Прокімен.  </w:t>
@@ -8539,6 +8543,7 @@
           <w:rFonts w:ascii="Times New Roman" w:eastAsia="Times New Roman" w:hAnsi="Times New Roman" w:cs="Times New Roman"/>
           <w:i/>
           <w:color w:val="FF0000"/>
+          <w:sz w:val="24"/>
           <w:lang w:val="ru-MD"/>
         </w:rPr>
         <w:t>Псалом 58 (г.</w:t>
@@ -8548,6 +8553,7 @@
           <w:rFonts w:ascii="Times New Roman" w:eastAsia="Times New Roman" w:hAnsi="Times New Roman" w:cs="Times New Roman"/>
           <w:i/>
           <w:color w:val="FF0000"/>
+          <w:sz w:val="24"/>
         </w:rPr>
         <w:t xml:space="preserve"> </w:t>
       </w:r>
@@ -8556,6 +8562,7 @@
           <w:rFonts w:ascii="Times New Roman" w:eastAsia="Times New Roman" w:hAnsi="Times New Roman" w:cs="Times New Roman"/>
           <w:i/>
           <w:color w:val="FF0000"/>
+          <w:sz w:val="24"/>
           <w:lang w:val="ru-MD"/>
         </w:rPr>
         <w:t>7):</w:t>
@@ -8671,6 +8678,7 @@
           <w:b/>
           <w:i/>
           <w:color w:val="FF0000"/>
+          <w:sz w:val="24"/>
           <w:lang w:val="ru-MD"/>
         </w:rPr>
         <w:t>Сподоби, Господи</w:t>
@@ -9481,6 +9489,7 @@
           <w:b/>
           <w:i/>
           <w:color w:val="FF0000"/>
+          <w:sz w:val="24"/>
           <w:lang w:val="ru-MD"/>
         </w:rPr>
         <w:t>Прохальна єктенія</w:t>
@@ -10843,6 +10852,7 @@
           <w:b/>
           <w:i/>
           <w:color w:val="FF0000"/>
+          <w:sz w:val="24"/>
           <w:lang w:val="ru-MD"/>
         </w:rPr>
         <w:t>Пісня Симеона</w:t>
@@ -11482,6 +11492,7 @@
           <w:b/>
           <w:i/>
           <w:color w:val="FF0000"/>
+          <w:sz w:val="24"/>
           <w:lang w:val="ru-MD"/>
         </w:rPr>
         <w:lastRenderedPageBreak/>
@@ -11641,6 +11652,7 @@
           <w:b/>
           <w:i/>
           <w:color w:val="FF0000"/>
+          <w:sz w:val="24"/>
           <w:lang w:val="ru-MD"/>
         </w:rPr>
         <w:t>Єктенія усильного благання</w:t>
@@ -12470,6 +12482,7 @@
           <w:b/>
           <w:i/>
           <w:color w:val="FF0000"/>
+          <w:sz w:val="24"/>
           <w:lang w:val="ru-MD"/>
         </w:rPr>
         <w:t>Після Вечірні</w:t>
@@ -12544,6 +12557,7 @@
       <w:r>
         <w:rPr>
           <w:rFonts w:ascii="Times New Roman" w:hAnsi="Times New Roman"/>
+          <w:sz w:val="24"/>
           <w:lang w:val="ru-MD"/>
         </w:rPr>
         <w:br w:type="page"/>
@@ -12563,6 +12577,7 @@
         <w:rPr>
           <w:rFonts w:ascii="Times New Roman" w:hAnsi="Times New Roman" w:cs="Times New Roman"/>
           <w:b/>
+          <w:sz w:val="24"/>
         </w:rPr>
         <w:lastRenderedPageBreak/>
         <w:t>УТРЕНЯ</w:t>
@@ -15466,6 +15481,7 @@
           <w:b/>
           <w:i/>
           <w:color w:val="FF0000"/>
+          <w:sz w:val="24"/>
           <w:lang w:val="ru-MD"/>
         </w:rPr>
         <w:t>Утренні молитви</w:t>
@@ -17355,6 +17371,7 @@
           <w:b/>
           <w:i/>
           <w:color w:val="FF0000"/>
+          <w:sz w:val="24"/>
           <w:lang w:val="ru-MD"/>
         </w:rPr>
         <w:t>Бог Господь...</w:t>
@@ -17364,6 +17381,7 @@
           <w:rFonts w:ascii="Times New Roman" w:eastAsia="Times New Roman" w:hAnsi="Times New Roman" w:cs="Times New Roman"/>
           <w:i/>
           <w:color w:val="FF0000"/>
+          <w:sz w:val="24"/>
           <w:lang w:val="ru-MD"/>
         </w:rPr>
         <w:t xml:space="preserve"> (Пс. 117), глас 1</w:t>
@@ -17611,6 +17629,7 @@
           <w:b/>
           <w:i/>
           <w:color w:val="FF0000"/>
+          <w:sz w:val="24"/>
           <w:lang w:val="ru-MD"/>
         </w:rPr>
         <w:t>Тропарі</w:t>
@@ -17893,6 +17912,7 @@
           <w:b/>
           <w:i/>
           <w:color w:val="FF0000"/>
+          <w:sz w:val="24"/>
           <w:lang w:val="ru-MD"/>
         </w:rPr>
         <w:t>Мала єктенія</w:t>
@@ -18256,6 +18276,7 @@
           <w:b/>
           <w:i/>
           <w:color w:val="FF0000"/>
+          <w:sz w:val="24"/>
           <w:lang w:val="ru-MD"/>
         </w:rPr>
         <w:t>Перший сідальний</w:t>
@@ -18422,6 +18443,7 @@
           <w:b/>
           <w:i/>
           <w:color w:val="FF0000"/>
+          <w:sz w:val="24"/>
           <w:lang w:val="ru-MD"/>
         </w:rPr>
         <w:t>Мала єктенія</w:t>
@@ -18806,6 +18828,7 @@
           <w:b/>
           <w:i/>
           <w:color w:val="FF0000"/>
+          <w:sz w:val="24"/>
           <w:lang w:val="ru-MD"/>
         </w:rPr>
         <w:t>Другий сідальний</w:t>
@@ -18946,6 +18969,7 @@
           <w:b/>
           <w:i/>
           <w:color w:val="FF0000"/>
+          <w:sz w:val="24"/>
           <w:lang w:val="ru-MD"/>
         </w:rPr>
         <w:t>Псалом 50</w:t>
@@ -20013,6 +20037,7 @@
           <w:rFonts w:ascii="Times New Roman" w:eastAsia="Times New Roman" w:hAnsi="Times New Roman" w:cs="Times New Roman"/>
           <w:i/>
           <w:color w:val="FF0000"/>
+          <w:sz w:val="24"/>
           <w:lang w:val="ru-MD"/>
         </w:rPr>
         <w:t>Мала єктенія</w:t>
@@ -21245,6 +21270,7 @@
           <w:b/>
           <w:i/>
           <w:color w:val="FF0000"/>
+          <w:sz w:val="24"/>
           <w:lang w:val="ru-MD"/>
         </w:rPr>
         <w:t>Мала єктенія</w:t>
@@ -22280,6 +22306,7 @@
           <w:b/>
           <w:i/>
           <w:color w:val="FF0000"/>
+          <w:sz w:val="24"/>
           <w:lang w:val="ru-MD"/>
         </w:rPr>
         <w:t>Пісня Богородиці</w:t>
@@ -22826,6 +22853,7 @@
           <w:b/>
           <w:i/>
           <w:color w:val="FF0000"/>
+          <w:sz w:val="24"/>
           <w:lang w:val="ru-MD"/>
         </w:rPr>
         <w:t>Мала єктенія</w:t>
@@ -23189,6 +23217,7 @@
           <w:b/>
           <w:i/>
           <w:color w:val="FF0000"/>
+          <w:sz w:val="24"/>
           <w:lang w:val="ru-MD"/>
         </w:rPr>
         <w:t>Світильний</w:t>
@@ -24006,6 +24035,7 @@
           <w:b/>
           <w:i/>
           <w:color w:val="FF0000"/>
+          <w:sz w:val="24"/>
           <w:lang w:val="ru-MD"/>
         </w:rPr>
         <w:t>Мале славослов'я</w:t>
@@ -24646,6 +24676,7 @@
           <w:b/>
           <w:i/>
           <w:color w:val="FF0000"/>
+          <w:sz w:val="24"/>
           <w:lang w:val="ru-MD"/>
         </w:rPr>
         <w:t>Прохальна єктенія</w:t>
@@ -26354,6 +26385,7 @@
           <w:b/>
           <w:i/>
           <w:color w:val="FF0000"/>
+          <w:sz w:val="24"/>
           <w:lang w:val="ru-MD"/>
         </w:rPr>
         <w:t>Тропарі</w:t>
@@ -26511,6 +26543,7 @@
           <w:b/>
           <w:i/>
           <w:color w:val="FF0000"/>
+          <w:sz w:val="24"/>
           <w:lang w:val="ru-MD"/>
         </w:rPr>
         <w:lastRenderedPageBreak/>

--- a/docx_resources/Вечірня-Утреня/В,У - Мінея/09-Вересень/16-__-Євфимії.docx
+++ b/docx_resources/Вечірня-Утреня/В,У - Мінея/09-Вересень/16-__-Євфимії.docx
@@ -76,7 +76,6 @@
         <w:rPr>
           <w:rFonts w:ascii="Times New Roman" w:hAnsi="Times New Roman" w:cs="Times New Roman"/>
           <w:b/>
-          <w:sz w:val="24"/>
         </w:rPr>
         <w:t>ВЕЧІРНЯ</w:t>
       </w:r>
@@ -1772,7 +1771,6 @@
           <w:b/>
           <w:i/>
           <w:color w:val="FF0000"/>
-          <w:sz w:val="24"/>
           <w:lang w:val="ru-MD"/>
         </w:rPr>
         <w:t>Вечірні молитви</w:t>
@@ -6678,7 +6676,6 @@
           <w:b/>
           <w:i/>
           <w:color w:val="FF0000"/>
-          <w:sz w:val="24"/>
           <w:lang w:val="ru-MD"/>
         </w:rPr>
         <w:t>Стихири</w:t>
@@ -8533,7 +8530,6 @@
           <w:b/>
           <w:i/>
           <w:color w:val="FF0000"/>
-          <w:sz w:val="24"/>
           <w:lang w:val="ru-MD"/>
         </w:rPr>
         <w:t xml:space="preserve">Прокімен.  </w:t>
@@ -8543,7 +8539,6 @@
           <w:rFonts w:ascii="Times New Roman" w:eastAsia="Times New Roman" w:hAnsi="Times New Roman" w:cs="Times New Roman"/>
           <w:i/>
           <w:color w:val="FF0000"/>
-          <w:sz w:val="24"/>
           <w:lang w:val="ru-MD"/>
         </w:rPr>
         <w:t>Псалом 58 (г.</w:t>
@@ -8553,7 +8548,6 @@
           <w:rFonts w:ascii="Times New Roman" w:eastAsia="Times New Roman" w:hAnsi="Times New Roman" w:cs="Times New Roman"/>
           <w:i/>
           <w:color w:val="FF0000"/>
-          <w:sz w:val="24"/>
         </w:rPr>
         <w:t xml:space="preserve"> </w:t>
       </w:r>
@@ -8562,7 +8556,6 @@
           <w:rFonts w:ascii="Times New Roman" w:eastAsia="Times New Roman" w:hAnsi="Times New Roman" w:cs="Times New Roman"/>
           <w:i/>
           <w:color w:val="FF0000"/>
-          <w:sz w:val="24"/>
           <w:lang w:val="ru-MD"/>
         </w:rPr>
         <w:t>7):</w:t>
@@ -8678,7 +8671,6 @@
           <w:b/>
           <w:i/>
           <w:color w:val="FF0000"/>
-          <w:sz w:val="24"/>
           <w:lang w:val="ru-MD"/>
         </w:rPr>
         <w:t>Сподоби, Господи</w:t>
@@ -9489,7 +9481,6 @@
           <w:b/>
           <w:i/>
           <w:color w:val="FF0000"/>
-          <w:sz w:val="24"/>
           <w:lang w:val="ru-MD"/>
         </w:rPr>
         <w:t>Прохальна єктенія</w:t>
@@ -10852,7 +10843,6 @@
           <w:b/>
           <w:i/>
           <w:color w:val="FF0000"/>
-          <w:sz w:val="24"/>
           <w:lang w:val="ru-MD"/>
         </w:rPr>
         <w:t>Пісня Симеона</w:t>
@@ -11492,7 +11482,6 @@
           <w:b/>
           <w:i/>
           <w:color w:val="FF0000"/>
-          <w:sz w:val="24"/>
           <w:lang w:val="ru-MD"/>
         </w:rPr>
         <w:lastRenderedPageBreak/>
@@ -11652,7 +11641,6 @@
           <w:b/>
           <w:i/>
           <w:color w:val="FF0000"/>
-          <w:sz w:val="24"/>
           <w:lang w:val="ru-MD"/>
         </w:rPr>
         <w:t>Єктенія усильного благання</w:t>
@@ -12482,7 +12470,6 @@
           <w:b/>
           <w:i/>
           <w:color w:val="FF0000"/>
-          <w:sz w:val="24"/>
           <w:lang w:val="ru-MD"/>
         </w:rPr>
         <w:t>Після Вечірні</w:t>
@@ -12557,7 +12544,6 @@
       <w:r>
         <w:rPr>
           <w:rFonts w:ascii="Times New Roman" w:hAnsi="Times New Roman"/>
-          <w:sz w:val="24"/>
           <w:lang w:val="ru-MD"/>
         </w:rPr>
         <w:br w:type="page"/>
@@ -12577,7 +12563,6 @@
         <w:rPr>
           <w:rFonts w:ascii="Times New Roman" w:hAnsi="Times New Roman" w:cs="Times New Roman"/>
           <w:b/>
-          <w:sz w:val="24"/>
         </w:rPr>
         <w:lastRenderedPageBreak/>
         <w:t>УТРЕНЯ</w:t>
@@ -15481,7 +15466,6 @@
           <w:b/>
           <w:i/>
           <w:color w:val="FF0000"/>
-          <w:sz w:val="24"/>
           <w:lang w:val="ru-MD"/>
         </w:rPr>
         <w:t>Утренні молитви</w:t>
@@ -17371,7 +17355,6 @@
           <w:b/>
           <w:i/>
           <w:color w:val="FF0000"/>
-          <w:sz w:val="24"/>
           <w:lang w:val="ru-MD"/>
         </w:rPr>
         <w:t>Бог Господь...</w:t>
@@ -17381,7 +17364,6 @@
           <w:rFonts w:ascii="Times New Roman" w:eastAsia="Times New Roman" w:hAnsi="Times New Roman" w:cs="Times New Roman"/>
           <w:i/>
           <w:color w:val="FF0000"/>
-          <w:sz w:val="24"/>
           <w:lang w:val="ru-MD"/>
         </w:rPr>
         <w:t xml:space="preserve"> (Пс. 117), глас 1</w:t>
@@ -17629,7 +17611,6 @@
           <w:b/>
           <w:i/>
           <w:color w:val="FF0000"/>
-          <w:sz w:val="24"/>
           <w:lang w:val="ru-MD"/>
         </w:rPr>
         <w:t>Тропарі</w:t>
@@ -17912,7 +17893,6 @@
           <w:b/>
           <w:i/>
           <w:color w:val="FF0000"/>
-          <w:sz w:val="24"/>
           <w:lang w:val="ru-MD"/>
         </w:rPr>
         <w:t>Мала єктенія</w:t>
@@ -18276,7 +18256,6 @@
           <w:b/>
           <w:i/>
           <w:color w:val="FF0000"/>
-          <w:sz w:val="24"/>
           <w:lang w:val="ru-MD"/>
         </w:rPr>
         <w:t>Перший сідальний</w:t>
@@ -18443,7 +18422,6 @@
           <w:b/>
           <w:i/>
           <w:color w:val="FF0000"/>
-          <w:sz w:val="24"/>
           <w:lang w:val="ru-MD"/>
         </w:rPr>
         <w:t>Мала єктенія</w:t>
@@ -18828,7 +18806,6 @@
           <w:b/>
           <w:i/>
           <w:color w:val="FF0000"/>
-          <w:sz w:val="24"/>
           <w:lang w:val="ru-MD"/>
         </w:rPr>
         <w:t>Другий сідальний</w:t>
@@ -18969,7 +18946,6 @@
           <w:b/>
           <w:i/>
           <w:color w:val="FF0000"/>
-          <w:sz w:val="24"/>
           <w:lang w:val="ru-MD"/>
         </w:rPr>
         <w:t>Псалом 50</w:t>
@@ -20037,7 +20013,6 @@
           <w:rFonts w:ascii="Times New Roman" w:eastAsia="Times New Roman" w:hAnsi="Times New Roman" w:cs="Times New Roman"/>
           <w:i/>
           <w:color w:val="FF0000"/>
-          <w:sz w:val="24"/>
           <w:lang w:val="ru-MD"/>
         </w:rPr>
         <w:t>Мала єктенія</w:t>
@@ -21270,7 +21245,6 @@
           <w:b/>
           <w:i/>
           <w:color w:val="FF0000"/>
-          <w:sz w:val="24"/>
           <w:lang w:val="ru-MD"/>
         </w:rPr>
         <w:t>Мала єктенія</w:t>
@@ -22306,7 +22280,6 @@
           <w:b/>
           <w:i/>
           <w:color w:val="FF0000"/>
-          <w:sz w:val="24"/>
           <w:lang w:val="ru-MD"/>
         </w:rPr>
         <w:t>Пісня Богородиці</w:t>
@@ -22853,7 +22826,6 @@
           <w:b/>
           <w:i/>
           <w:color w:val="FF0000"/>
-          <w:sz w:val="24"/>
           <w:lang w:val="ru-MD"/>
         </w:rPr>
         <w:t>Мала єктенія</w:t>
@@ -23217,7 +23189,6 @@
           <w:b/>
           <w:i/>
           <w:color w:val="FF0000"/>
-          <w:sz w:val="24"/>
           <w:lang w:val="ru-MD"/>
         </w:rPr>
         <w:t>Світильний</w:t>
@@ -24035,7 +24006,6 @@
           <w:b/>
           <w:i/>
           <w:color w:val="FF0000"/>
-          <w:sz w:val="24"/>
           <w:lang w:val="ru-MD"/>
         </w:rPr>
         <w:t>Мале славослов'я</w:t>
@@ -24676,7 +24646,6 @@
           <w:b/>
           <w:i/>
           <w:color w:val="FF0000"/>
-          <w:sz w:val="24"/>
           <w:lang w:val="ru-MD"/>
         </w:rPr>
         <w:t>Прохальна єктенія</w:t>
@@ -26385,7 +26354,6 @@
           <w:b/>
           <w:i/>
           <w:color w:val="FF0000"/>
-          <w:sz w:val="24"/>
           <w:lang w:val="ru-MD"/>
         </w:rPr>
         <w:t>Тропарі</w:t>
@@ -26543,7 +26511,6 @@
           <w:b/>
           <w:i/>
           <w:color w:val="FF0000"/>
-          <w:sz w:val="24"/>
           <w:lang w:val="ru-MD"/>
         </w:rPr>
         <w:lastRenderedPageBreak/>
